--- a/Stellar_Classification_Report.docx
+++ b/Stellar_Classification_Report.docx
@@ -137,14 +137,161 @@
         </w:rPr>
         <w:t xml:space="preserve"> </w:t>
       </w:r>
-      <w:r>
+      <w:hyperlink r:id="rId5" w:history="1">
+        <w:r>
+          <w:rPr>
+            <w:rStyle w:val="Hyperlink"/>
+            <w:sz w:val="28"/>
+            <w:szCs w:val="28"/>
+          </w:rPr>
+          <w:t>2025ac05829@wilp.bits-pilani.ac.in</w:t>
+        </w:r>
+      </w:hyperlink>
+    </w:p>
+    <w:p>
+      <w:pPr>
+        <w:pStyle w:val="Heading1"/>
         <w:rPr>
           <w:color w:val="auto"/>
           <w:sz w:val="28"/>
           <w:szCs w:val="28"/>
         </w:rPr>
-        <w:t>2025ac05829@wilp.bits-pilani.ac.in</w:t>
-      </w:r>
+      </w:pPr>
+    </w:p>
+    <w:p>
+      <w:pPr>
+        <w:pStyle w:val="Heading1"/>
+        <w:spacing w:before="300" w:after="150"/>
+      </w:pPr>
+      <w:r>
+        <w:t>GitHub Repository Link</w:t>
+      </w:r>
+    </w:p>
+    <w:p>
+      <w:pPr>
+        <w:spacing w:after="60"/>
+      </w:pPr>
+      <w:r>
+        <w:rPr>
+          <w:b/>
+          <w:bCs/>
+        </w:rPr>
+        <w:t>GitHub Repository:</w:t>
+      </w:r>
+    </w:p>
+    <w:p>
+      <w:pPr>
+        <w:spacing w:after="160"/>
+      </w:pPr>
+      <w:hyperlink r:id="rId6" w:history="1">
+        <w:r>
+          <w:rPr>
+            <w:rStyle w:val="Hyperlink"/>
+            <w:color w:val="auto"/>
+          </w:rPr>
+          <w:t>https://github.com/YuwarajTK-2025ac05829/Stellar-Classification-App</w:t>
+        </w:r>
+      </w:hyperlink>
+    </w:p>
+    <w:p>
+      <w:pPr>
+        <w:pStyle w:val="Heading1"/>
+        <w:spacing w:before="300" w:after="150"/>
+      </w:pPr>
+      <w:r>
+        <w:t>STREAMLIT APP HOSTED URL</w:t>
+      </w:r>
+    </w:p>
+    <w:p>
+      <w:pPr>
+        <w:pStyle w:val="Heading1"/>
+        <w:spacing w:before="300" w:after="150"/>
+        <w:rPr>
+          <w:color w:val="auto"/>
+          <w:sz w:val="24"/>
+          <w:szCs w:val="24"/>
+        </w:rPr>
+      </w:pPr>
+      <w:hyperlink r:id="rId7" w:history="1">
+        <w:r>
+          <w:rPr>
+            <w:rStyle w:val="Hyperlink"/>
+            <w:color w:val="auto"/>
+            <w:sz w:val="24"/>
+            <w:szCs w:val="24"/>
+          </w:rPr>
+          <w:t>https://stellar-classification-app-2025ac05829.streamlit.app/</w:t>
+        </w:r>
+      </w:hyperlink>
+    </w:p>
+    <w:p>
+      <w:pPr>
+        <w:pStyle w:val="Heading1"/>
+        <w:spacing w:before="300" w:after="150"/>
+      </w:pPr>
+      <w:r>
+        <w:t>Application Screenshots</w:t>
+      </w:r>
+    </w:p>
+    <w:p>
+      <w:pPr>
+        <w:pStyle w:val="Heading2"/>
+        <w:spacing w:before="240" w:after="120"/>
+      </w:pPr>
+      <w:r>
+        <w:t>Best Model</w:t>
+      </w:r>
+    </w:p>
+    <w:p>
+      <w:pPr>
+        <w:pStyle w:val="Heading2"/>
+        <w:spacing w:before="240" w:after="120"/>
+      </w:pPr>
+      <w:r>
+        <w:rPr>
+          <w:noProof/>
+        </w:rPr>
+        <w:drawing>
+          <wp:inline distT="0" distB="0" distL="0" distR="0" wp14:anchorId="6E1DD70B" wp14:editId="09CFB79C">
+            <wp:extent cx="6056986" cy="3006090"/>
+            <wp:effectExtent l="0" t="0" r="1270" b="3810"/>
+            <wp:docPr id="1441805976" name="Picture 1"/>
+            <wp:cNvGraphicFramePr>
+              <a:graphicFrameLocks xmlns:a="http://schemas.openxmlformats.org/drawingml/2006/main" noChangeAspect="1"/>
+            </wp:cNvGraphicFramePr>
+            <a:graphic xmlns:a="http://schemas.openxmlformats.org/drawingml/2006/main">
+              <a:graphicData uri="http://schemas.openxmlformats.org/drawingml/2006/picture">
+                <pic:pic xmlns:pic="http://schemas.openxmlformats.org/drawingml/2006/picture">
+                  <pic:nvPicPr>
+                    <pic:cNvPr id="1441805976" name=""/>
+                    <pic:cNvPicPr/>
+                  </pic:nvPicPr>
+                  <pic:blipFill>
+                    <a:blip r:embed="rId8"/>
+                    <a:stretch>
+                      <a:fillRect/>
+                    </a:stretch>
+                  </pic:blipFill>
+                  <pic:spPr>
+                    <a:xfrm>
+                      <a:off x="0" y="0"/>
+                      <a:ext cx="6073480" cy="3014276"/>
+                    </a:xfrm>
+                    <a:prstGeom prst="rect">
+                      <a:avLst/>
+                    </a:prstGeom>
+                  </pic:spPr>
+                </pic:pic>
+              </a:graphicData>
+            </a:graphic>
+          </wp:inline>
+        </w:drawing>
+      </w:r>
+    </w:p>
+    <w:p>
+      <w:pPr>
+        <w:spacing w:after="160"/>
+      </w:pPr>
     </w:p>
     <w:p>
       <w:pPr>
@@ -320,7 +467,7 @@
       <w:pPr>
         <w:spacing w:after="160"/>
       </w:pPr>
-      <w:hyperlink r:id="rId5" w:history="1">
+      <w:hyperlink r:id="rId9" w:history="1">
         <w:r>
           <w:rPr>
             <w:rStyle w:val="Hyperlink"/>
@@ -564,7 +711,6 @@
         <w:spacing w:before="240" w:after="120"/>
       </w:pPr>
       <w:r>
-        <w:lastRenderedPageBreak/>
         <w:t>Input Features</w:t>
       </w:r>
     </w:p>
@@ -802,6 +948,7 @@
           </w:tcPr>
           <w:p>
             <w:r>
+              <w:lastRenderedPageBreak/>
               <w:t>4</w:t>
             </w:r>
           </w:p>
@@ -1313,51 +1460,19 @@
     </w:p>
     <w:p>
       <w:pPr>
+        <w:spacing w:after="160"/>
+      </w:pPr>
+    </w:p>
+    <w:p>
+      <w:pPr>
         <w:pStyle w:val="Heading1"/>
         <w:spacing w:before="300" w:after="150"/>
       </w:pPr>
       <w:r>
-        <w:t>C. GitHub Repository Link</w:t>
-      </w:r>
-    </w:p>
-    <w:p>
-      <w:pPr>
-        <w:spacing w:after="60"/>
-      </w:pPr>
-      <w:r>
-        <w:rPr>
-          <w:b/>
-          <w:bCs/>
-        </w:rPr>
-        <w:t>GitHub Repository:</w:t>
-      </w:r>
-    </w:p>
-    <w:p>
-      <w:pPr>
-        <w:spacing w:after="160"/>
-      </w:pPr>
-      <w:hyperlink r:id="rId6" w:history="1">
-        <w:r>
-          <w:rPr>
-            <w:rStyle w:val="Hyperlink"/>
-          </w:rPr>
-          <w:t>https://github.com/YuwarajTK-2025ac05829/Stellar-Classification-App</w:t>
-        </w:r>
-      </w:hyperlink>
-    </w:p>
-    <w:p>
-      <w:pPr>
-        <w:spacing w:after="160"/>
-      </w:pPr>
-    </w:p>
-    <w:p>
-      <w:pPr>
-        <w:pStyle w:val="Heading1"/>
-        <w:spacing w:before="300" w:after="150"/>
-      </w:pPr>
-      <w:r>
-        <w:lastRenderedPageBreak/>
-        <w:t>D. Model Comparison</w:t>
+        <w:t>C</w:t>
+      </w:r>
+      <w:r>
+        <w:t>. Model Comparison</w:t>
       </w:r>
     </w:p>
     <w:tbl>
@@ -1950,8 +2065,24 @@
         <w:pStyle w:val="Heading1"/>
         <w:spacing w:before="300" w:after="150"/>
       </w:pPr>
-      <w:r>
-        <w:t>E. Model Performance Observations</w:t>
+    </w:p>
+    <w:p>
+      <w:pPr>
+        <w:pStyle w:val="Heading1"/>
+        <w:spacing w:before="300" w:after="150"/>
+      </w:pPr>
+    </w:p>
+    <w:p>
+      <w:pPr>
+        <w:pStyle w:val="Heading1"/>
+        <w:spacing w:before="300" w:after="150"/>
+      </w:pPr>
+      <w:r>
+        <w:lastRenderedPageBreak/>
+        <w:t>D</w:t>
+      </w:r>
+      <w:r>
+        <w:t>. Model Performance Observations</w:t>
       </w:r>
     </w:p>
     <w:tbl>
@@ -2234,42 +2365,6 @@
       </w:pPr>
     </w:p>
     <w:p>
-      <w:pPr>
-        <w:pStyle w:val="Heading1"/>
-        <w:spacing w:before="300" w:after="150"/>
-      </w:pPr>
-      <w:r>
-        <w:t>F</w:t>
-      </w:r>
-      <w:r>
-        <w:t xml:space="preserve">. </w:t>
-      </w:r>
-      <w:r>
-        <w:t>STREAMLIT APP HOSTED URL</w:t>
-      </w:r>
-    </w:p>
-    <w:p>
-      <w:pPr>
-        <w:pStyle w:val="Heading1"/>
-        <w:spacing w:before="300" w:after="150"/>
-        <w:rPr>
-          <w:color w:val="auto"/>
-          <w:sz w:val="24"/>
-          <w:szCs w:val="24"/>
-        </w:rPr>
-      </w:pPr>
-      <w:hyperlink r:id="rId7" w:history="1">
-        <w:r>
-          <w:rPr>
-            <w:rStyle w:val="Hyperlink"/>
-            <w:sz w:val="24"/>
-            <w:szCs w:val="24"/>
-          </w:rPr>
-          <w:t>https://stellar-classification-app-2025ac05829.streamlit.app/</w:t>
-        </w:r>
-      </w:hyperlink>
-    </w:p>
-    <w:p>
       <w:r>
         <w:br w:type="page"/>
       </w:r>
@@ -3037,7 +3132,7 @@
                     <pic:cNvPicPr/>
                   </pic:nvPicPr>
                   <pic:blipFill>
-                    <a:blip r:embed="rId8"/>
+                    <a:blip r:embed="rId10"/>
                     <a:stretch>
                       <a:fillRect/>
                     </a:stretch>
@@ -3071,62 +3166,10 @@
       </w:pPr>
       <w:r>
         <w:lastRenderedPageBreak/>
-        <w:t>2. Best Model</w:t>
-      </w:r>
-    </w:p>
-    <w:p>
-      <w:pPr>
-        <w:pStyle w:val="Heading2"/>
-        <w:spacing w:before="240" w:after="120"/>
-      </w:pPr>
-      <w:r>
-        <w:rPr>
-          <w:noProof/>
-        </w:rPr>
-        <w:drawing>
-          <wp:inline distT="0" distB="0" distL="0" distR="0" wp14:anchorId="130EBBFA" wp14:editId="06412E8B">
-            <wp:extent cx="6056986" cy="3006090"/>
-            <wp:effectExtent l="0" t="0" r="1270" b="3810"/>
-            <wp:docPr id="1441805976" name="Picture 1"/>
-            <wp:cNvGraphicFramePr>
-              <a:graphicFrameLocks xmlns:a="http://schemas.openxmlformats.org/drawingml/2006/main" noChangeAspect="1"/>
-            </wp:cNvGraphicFramePr>
-            <a:graphic xmlns:a="http://schemas.openxmlformats.org/drawingml/2006/main">
-              <a:graphicData uri="http://schemas.openxmlformats.org/drawingml/2006/picture">
-                <pic:pic xmlns:pic="http://schemas.openxmlformats.org/drawingml/2006/picture">
-                  <pic:nvPicPr>
-                    <pic:cNvPr id="1441805976" name=""/>
-                    <pic:cNvPicPr/>
-                  </pic:nvPicPr>
-                  <pic:blipFill>
-                    <a:blip r:embed="rId9"/>
-                    <a:stretch>
-                      <a:fillRect/>
-                    </a:stretch>
-                  </pic:blipFill>
-                  <pic:spPr>
-                    <a:xfrm>
-                      <a:off x="0" y="0"/>
-                      <a:ext cx="6073480" cy="3014276"/>
-                    </a:xfrm>
-                    <a:prstGeom prst="rect">
-                      <a:avLst/>
-                    </a:prstGeom>
-                  </pic:spPr>
-                </pic:pic>
-              </a:graphicData>
-            </a:graphic>
-          </wp:inline>
-        </w:drawing>
-      </w:r>
-    </w:p>
-    <w:p>
-      <w:pPr>
-        <w:pStyle w:val="Heading2"/>
-        <w:spacing w:before="240" w:after="120"/>
-      </w:pPr>
-      <w:r>
-        <w:t xml:space="preserve">3. Localhost </w:t>
+        <w:t>2</w:t>
+      </w:r>
+      <w:r>
+        <w:t xml:space="preserve">. Localhost </w:t>
       </w:r>
       <w:proofErr w:type="spellStart"/>
       <w:r>
@@ -3162,7 +3205,7 @@
                     <pic:cNvPicPr/>
                   </pic:nvPicPr>
                   <pic:blipFill>
-                    <a:blip r:embed="rId10"/>
+                    <a:blip r:embed="rId11"/>
                     <a:stretch>
                       <a:fillRect/>
                     </a:stretch>
@@ -3204,8 +3247,10 @@
         <w:spacing w:before="240" w:after="120"/>
       </w:pPr>
       <w:r>
-        <w:lastRenderedPageBreak/>
-        <w:t>4. S</w:t>
+        <w:t>3</w:t>
+      </w:r>
+      <w:r>
+        <w:t>. S</w:t>
       </w:r>
       <w:proofErr w:type="spellStart"/>
       <w:r>
@@ -3240,7 +3285,7 @@
                     <pic:cNvPicPr/>
                   </pic:nvPicPr>
                   <pic:blipFill>
-                    <a:blip r:embed="rId11"/>
+                    <a:blip r:embed="rId12"/>
                     <a:stretch>
                       <a:fillRect/>
                     </a:stretch>
@@ -3267,7 +3312,11 @@
         <w:spacing w:before="240" w:after="120"/>
       </w:pPr>
       <w:r>
-        <w:t xml:space="preserve">5. Hosted </w:t>
+        <w:lastRenderedPageBreak/>
+        <w:t>4</w:t>
+      </w:r>
+      <w:r>
+        <w:t xml:space="preserve">. Hosted </w:t>
       </w:r>
       <w:proofErr w:type="spellStart"/>
       <w:r>
@@ -3302,7 +3351,7 @@
                     <pic:cNvPicPr/>
                   </pic:nvPicPr>
                   <pic:blipFill>
-                    <a:blip r:embed="rId12"/>
+                    <a:blip r:embed="rId13"/>
                     <a:stretch>
                       <a:fillRect/>
                     </a:stretch>
@@ -3892,6 +3941,7 @@
   </w:style>
   <w:style w:type="paragraph" w:styleId="Heading2">
     <w:name w:val="heading 2"/>
+    <w:link w:val="Heading2Char"/>
     <w:uiPriority w:val="9"/>
     <w:unhideWhenUsed/>
     <w:qFormat/>
@@ -4112,6 +4162,18 @@
     <w:rPr>
       <w:color w:val="96607D" w:themeColor="followedHyperlink"/>
       <w:u w:val="single"/>
+    </w:rPr>
+  </w:style>
+  <w:style w:type="character" w:customStyle="1" w:styleId="Heading2Char">
+    <w:name w:val="Heading 2 Char"/>
+    <w:basedOn w:val="DefaultParagraphFont"/>
+    <w:link w:val="Heading2"/>
+    <w:uiPriority w:val="9"/>
+    <w:rsid w:val="004E0C4C"/>
+    <w:rPr>
+      <w:color w:val="2E74B5"/>
+      <w:sz w:val="26"/>
+      <w:szCs w:val="26"/>
     </w:rPr>
   </w:style>
 </w:styles>
